--- a/001F_Po_SI_18_PV_Comite_DATA.docx
+++ b/001F_Po_SI_18_PV_Comite_DATA.docx
@@ -48,7 +48,7 @@
                 <w:lang w:eastAsia="fr-FR"/>
               </w:rPr>
               <w:drawing>
-                <wp:anchor distT="0" distB="0" distL="114300" distR="114300" simplePos="0" relativeHeight="251657216" behindDoc="0" locked="0" layoutInCell="1" allowOverlap="1" wp14:anchorId="060D6C61" wp14:editId="0B6F5C55">
+                <wp:anchor distT="0" distB="0" distL="114300" distR="114300" simplePos="0" relativeHeight="251657216" behindDoc="0" locked="0" layoutInCell="1" allowOverlap="1" wp14:anchorId="060D6C61" wp14:editId="0C2FA389">
                   <wp:simplePos x="0" y="0"/>
                   <wp:positionH relativeFrom="column">
                     <wp:posOffset>176530</wp:posOffset>
@@ -3863,8 +3863,8 @@
         <w:tblLook w:val="04A0" w:firstRow="1" w:lastRow="0" w:firstColumn="1" w:lastColumn="0" w:noHBand="0" w:noVBand="1"/>
       </w:tblPr>
       <w:tblGrid>
-        <w:gridCol w:w="3120"/>
-        <w:gridCol w:w="3120"/>
+        <w:gridCol w:w="4680"/>
+        <w:gridCol w:w="4680"/>
       </w:tblGrid>
       <w:tr>
         <w:trPr>
@@ -3903,7 +3903,7 @@
                 <w:sz w:val="18"/>
                 <w:szCs w:val="18"/>
               </w:rPr>
-              <w:t>Data Manager MDM</w:t>
+              <w:t>Data Manager</w:t>
             </w:r>
           </w:p>
         </w:tc>
